--- a/az/discovery-articles/1.13 Təqvim.docx
+++ b/az/discovery-articles/1.13 Təqvim.docx
@@ -4,527 +4,350 @@
   <w:body>
     <w:p>
       <w:pPr>
-        <w:keepNext/>
-        <w:spacing w:before="280" w:after="120"/>
+        <w:pStyle w:val="Title"/>
+        <w:widowControl/>
       </w:pPr>
       <w:r>
-        <w:rPr>
-          <w:rFonts w:ascii="Calibri" w:hAnsi="Calibri" w:eastAsia="Calibri"/>
-          <w:b/>
-          <w:i w:val="0"/>
-          <w:color w:val="004E8C"/>
-          <w:sz w:val="44"/>
-        </w:rPr>
         <w:t>1.13 Təqvim</w:t>
       </w:r>
     </w:p>
     <w:p>
       <w:pPr>
-        <w:spacing w:after="80"/>
+        <w:keepNext/>
+        <w:widowControl/>
       </w:pPr>
       <w:r>
         <w:rPr>
-          <w:rFonts w:ascii="Calibri" w:hAnsi="Calibri" w:eastAsia="Calibri"/>
-          <w:b w:val="0"/>
-          <w:i/>
-          <w:color w:val="505050"/>
-          <w:sz w:val="22"/>
+          <w:sz w:val="20"/>
         </w:rPr>
-        <w:t>1. Sivilizasiyanın təməlləri</w:t>
-      </w:r>
-    </w:p>
-    <w:p>
-      <w:pPr>
-        <w:spacing w:after="200"/>
-      </w:pPr>
-      <w:r>
-        <w:rPr>
-          <w:rFonts w:ascii="Calibri" w:hAnsi="Calibri" w:eastAsia="Calibri"/>
-          <w:b w:val="0"/>
-          <w:i/>
-          <w:sz w:val="22"/>
-        </w:rPr>
-        <w:t>Dövr: e.ə. IV–III minilliklərdən başlayaraq (ilk mülki təqvimlər); ondan əvvəl Ay və fəsillər üzrə vaxt hesabı | Əsas ənənələr və islahatçılar: Mesopotamiya, Misir, Mərkəzi Amerika və Çin təqvimləri; sonralar Roma və Qriqorian islahatları; astronom kahinlər və mirzələr</w:t>
-      </w:r>
-    </w:p>
-    <w:p>
-      <w:pPr>
-        <w:spacing w:after="160" w:line="276" w:lineRule="auto"/>
-      </w:pPr>
-      <w:r>
-        <w:rPr>
-          <w:rFonts w:ascii="Calibri" w:hAnsi="Calibri" w:eastAsia="Calibri"/>
-          <w:b w:val="0"/>
-          <w:i w:val="0"/>
-          <w:sz w:val="22"/>
-        </w:rPr>
-        <w:t>Təqvim günləri, ayları və illəri ortaq sistemə salaraq insanların planlarını səma hadisələri və fəsillərlə əlaqələndirir. Onun sayəsində əkin vaxtını, vergiləri, bayramları, hətta tarixin özünü nəsillər boyunca hesablamaq mümkün oldu.</w:t>
+        <w:t>1 Sivilizasiyanın təməlləri</w:t>
       </w:r>
     </w:p>
     <w:p>
       <w:pPr>
         <w:keepNext/>
-        <w:spacing w:before="240" w:after="120"/>
+        <w:widowControl/>
       </w:pPr>
       <w:r>
         <w:rPr>
-          <w:rFonts w:ascii="Calibri" w:hAnsi="Calibri" w:eastAsia="Calibri"/>
-          <w:b/>
-          <w:i w:val="0"/>
-          <w:color w:val="004E8C"/>
-          <w:sz w:val="28"/>
+          <w:sz w:val="20"/>
         </w:rPr>
-        <w:t>Əsas faktlar</w:t>
+        <w:t>Dövr: təxminən e.ə. IV–III minilliklərdən mülki təqvimlər; daha əvvəl Ay və fəsillərə görə vaxt hesabı | Əsas iştirakçılar: Mesopotamiya, Misir, Mezoamerika və Çin ənənələri, Roma və Qriqori təqvimi islahatçıları; astronom kahinlər və mirzələr</w:t>
+      </w:r>
+    </w:p>
+    <w:p>
+      <w:pPr>
+        <w:widowControl/>
+      </w:pPr>
+      <w:r>
+        <w:t>Təqvim günləri, ayları və illəri ümumi qayda ilə sıralayaraq insan planlarını səma hadisələrinə və fəsillərə bağlayır. Əkin vaxtını, vergiləri, bayramları və tarixi hadisələri nəsillər boyunca hesablamağa imkan verir.</w:t>
+      </w:r>
+    </w:p>
+    <w:p>
+      <w:pPr>
+        <w:pStyle w:val="Heading1"/>
+        <w:widowControl/>
+      </w:pPr>
+      <w:r>
+        <w:t>Əsas məlumatlar</w:t>
       </w:r>
     </w:p>
     <w:p>
       <w:pPr>
         <w:pStyle w:val="ListBullet"/>
+        <w:widowControl/>
       </w:pPr>
       <w:r>
-        <w:rPr>
-          <w:rFonts w:ascii="Calibri" w:hAnsi="Calibri" w:eastAsia="Calibri"/>
-          <w:b w:val="0"/>
-          <w:i w:val="0"/>
-          <w:sz w:val="22"/>
-        </w:rPr>
-        <w:t>İlk dövlətlər qəməri ayları və Günəş ilini izləyir, onların uyğunluğunu qorumaq üçün təqvimə əlavə gün və ya aylar daxil edirdilər</w:t>
+        <w:t>Qədim dövlətlər Ay aylarını və Günəş ilini izləyir, bayramların fəsillə uyğunluğunu qorumaq üçün əlavə gün və ya ay daxil edirdilər.</w:t>
       </w:r>
     </w:p>
     <w:p>
       <w:pPr>
         <w:pStyle w:val="ListBullet"/>
+        <w:widowControl/>
       </w:pPr>
       <w:r>
-        <w:rPr>
-          <w:rFonts w:ascii="Calibri" w:hAnsi="Calibri" w:eastAsia="Calibri"/>
-          <w:b w:val="0"/>
-          <w:i w:val="0"/>
-          <w:sz w:val="22"/>
-        </w:rPr>
-        <w:t>Misirin 365 günlük mülki ili sonrakı Aralıq dənizi təqvimlərinə təsir göstərib</w:t>
+        <w:t>Misirin 365 günlük mülki ili Aralıq dənizi bölgəsinin sonrakı vaxt hesabına təsir etdi.</w:t>
       </w:r>
     </w:p>
     <w:p>
       <w:pPr>
         <w:pStyle w:val="ListBullet"/>
+        <w:widowControl/>
       </w:pPr>
       <w:r>
-        <w:rPr>
-          <w:rFonts w:ascii="Calibri" w:hAnsi="Calibri" w:eastAsia="Calibri"/>
-          <w:b w:val="0"/>
-          <w:i w:val="0"/>
-          <w:sz w:val="22"/>
-        </w:rPr>
-        <w:t>Yuli Sezarın islahatı və sonrakı Qriqorian düzəlişi təqvimin fəsillərdən yayınmasını aradan qaldırıb</w:t>
+        <w:t>Yuli Sezarın islahatı və sonrakı Qriqori düzəlişi təqvimin fəsillərdən yayınmasını aradan qaldırmağa yönəlmişdi.</w:t>
       </w:r>
     </w:p>
     <w:p>
       <w:pPr>
         <w:pStyle w:val="ListBullet"/>
+        <w:widowControl/>
       </w:pPr>
       <w:r>
-        <w:rPr>
-          <w:rFonts w:ascii="Calibri" w:hAnsi="Calibri" w:eastAsia="Calibri"/>
-          <w:b w:val="0"/>
-          <w:i w:val="0"/>
-          <w:sz w:val="22"/>
-        </w:rPr>
-        <w:t>Maya və başqa Mərkəzi Amerika təqvimləri uzun sayımı mərasim dövrləri ilə birləşdirirdi</w:t>
+        <w:t>Mayya və digər Mezoamerika sistemləri uzun zaman hesabını mərasim dövrləri ilə birləşdirirdi.</w:t>
       </w:r>
     </w:p>
     <w:p>
       <w:pPr>
         <w:pStyle w:val="ListBullet"/>
+        <w:widowControl/>
       </w:pPr>
       <w:r>
-        <w:rPr>
-          <w:rFonts w:ascii="Calibri" w:hAnsi="Calibri" w:eastAsia="Calibri"/>
-          <w:b w:val="0"/>
-          <w:i w:val="0"/>
-          <w:sz w:val="22"/>
-        </w:rPr>
-        <w:t>Müasir dünya ticarəti və elmi fəaliyyət bu gün də Qriqorian mülki təqvimi ilə işləyir</w:t>
+        <w:t>Müasir beynəlxalq işgüzar həyat və elm Qriqori mülki təqvimindən istifadə edir.</w:t>
       </w:r>
     </w:p>
     <w:p>
       <w:pPr>
-        <w:keepNext/>
-        <w:spacing w:before="240" w:after="120"/>
+        <w:pStyle w:val="Heading1"/>
+        <w:widowControl/>
       </w:pPr>
       <w:r>
-        <w:rPr>
-          <w:rFonts w:ascii="Calibri" w:hAnsi="Calibri" w:eastAsia="Calibri"/>
-          <w:b/>
-          <w:i w:val="0"/>
-          <w:color w:val="004E8C"/>
-          <w:sz w:val="28"/>
-        </w:rPr>
         <w:t>Bu nədir</w:t>
       </w:r>
     </w:p>
     <w:p>
       <w:pPr>
-        <w:spacing w:after="160" w:line="276" w:lineRule="auto"/>
+        <w:widowControl/>
       </w:pPr>
       <w:r>
-        <w:rPr>
-          <w:rFonts w:ascii="Calibri" w:hAnsi="Calibri" w:eastAsia="Calibri"/>
-          <w:b w:val="0"/>
-          <w:i w:val="0"/>
-          <w:sz w:val="22"/>
-        </w:rPr>
-        <w:t>Təqvim cəmiyyətin günləri adlandırmaq və ardıcıllığa salmaq üçün qəbul etdiyi sistemdir; onun sayəsində insanlar işlərini birlikdə planlaşdıra bilirlər. Təqvim Ayın fazalarına, Günəş ilinə və ya hər ikisinə əsaslana, fəsillərlə uyğunluğu qorumaq üçün artıq gün və əlavə aylardan istifadə edə bilər. Təqvim olmasa, əkin vaxtı, borcun ödənmə tarixi və müqəddəs günlər hər yerdə fərqli ehtimallara söykənərdi. Sadə desək, təqvim “yenidən nə vaxt görüşürük?” sualına hamının etibar etdiyi rəqəmlə cavab verir.</w:t>
+        <w:t>Təqvim cəmiyyətin birlikdə plan qura bilməsi üçün günləri adlandırıb sıraladığı razılaşdırılmış sistemdir. Ayın fazalarına, Günəş ilinə və ya hər ikisinə əsaslana bilər. Fəsillərə uyğun qalmaq üçün əlavə günlər və ya aylar daxil edilir. Təqvim olmasa, əkin, borcun qaytarılması və müqəddəs günlərin vaxtı yerli təxminlərdən asılı qalar. Gündəlik həyatda o, «yenə nə vaxt görüşək?» sualına hamının başa düşdüyü tarixlə cavab verir.</w:t>
       </w:r>
     </w:p>
     <w:p>
       <w:pPr>
-        <w:keepNext/>
-        <w:spacing w:before="240" w:after="120"/>
+        <w:pStyle w:val="Heading1"/>
+        <w:widowControl/>
       </w:pPr>
       <w:r>
-        <w:rPr>
-          <w:rFonts w:ascii="Calibri" w:hAnsi="Calibri" w:eastAsia="Calibri"/>
-          <w:b/>
-          <w:i w:val="0"/>
-          <w:color w:val="004E8C"/>
-          <w:sz w:val="28"/>
-        </w:rPr>
-        <w:t>Onu kim kəşf və ya ixtira edib</w:t>
+        <w:t>Kim kəşf edib və ya yaradıb</w:t>
       </w:r>
     </w:p>
     <w:p>
       <w:pPr>
-        <w:spacing w:after="160" w:line="276" w:lineRule="auto"/>
+        <w:widowControl/>
       </w:pPr>
       <w:r>
-        <w:rPr>
-          <w:rFonts w:ascii="Calibri" w:hAnsi="Calibri" w:eastAsia="Calibri"/>
-          <w:b w:val="0"/>
-          <w:i w:val="0"/>
-          <w:sz w:val="22"/>
-        </w:rPr>
-        <w:t>Təqvim bir nəfərin ixtirası deyil, səmanın uzunmüddətli müşahidəsindən doğub. Mesopotamiya və Misir mirzələri, Çin saray astronomları, Mərkəzi Amerikadakı təqvim biliciləri və bir çox başqa ənənələrin nümayəndələri mərasim və idarəçilik ehtiyaclarına uyğun sistemlər qurdular. Roma islahatçıları — İsgəndəriyyə alimlərinin məsləhətindən yararlanan Yuli Sezar, daha sonra isə Papa XIII Qriqorinin yaratdığı komissiya — geniş ərazilərdə işləyəcək mülki təqvimləri dəqiqləşdirdi. Bu sistemlərin yaradıcıları çox vaxt kahinlərdən, mirzələrdən və səma müşahidəçilərindən ibarət heyətlər idi.</w:t>
+        <w:t>Təqvimlər bir patentdən deyil, səmanın müşahidəsindən yaranıb. Mesopotamiya və Misir mirzələri, Çin saray astronomları, Mezoamerikanın gün hesablayıcıları və başqa ənənələr mərasim və idarəçiliyə uyğun sistemlər qurdular. Roma islahatçıları — İsgəndəriyyə mütəxəssislərinin məsləhəti ilə Yuli Sezar, sonralar isə papa XIII Qriqorinin komissiyası — mülki ili geniş ərazilərdə istifadəyə uyğunlaşdırdılar. Bu işin müəllifləri çox vaxt kahinlərdən, katiblərdən və müşahidəçilərdən ibarət qruplar idi.</w:t>
       </w:r>
     </w:p>
     <w:p>
       <w:pPr>
-        <w:keepNext/>
-        <w:spacing w:before="240" w:after="120"/>
+        <w:pStyle w:val="Heading1"/>
+        <w:widowControl/>
       </w:pPr>
       <w:r>
-        <w:rPr>
-          <w:rFonts w:ascii="Calibri" w:hAnsi="Calibri" w:eastAsia="Calibri"/>
-          <w:b/>
-          <w:i w:val="0"/>
-          <w:color w:val="004E8C"/>
-          <w:sz w:val="28"/>
-        </w:rPr>
-        <w:t>Nə vaxt və necə meydana gəlib</w:t>
+        <w:t>Nə vaxt və necə yaranıb</w:t>
       </w:r>
     </w:p>
     <w:p>
       <w:pPr>
-        <w:spacing w:after="160" w:line="276" w:lineRule="auto"/>
+        <w:widowControl/>
       </w:pPr>
       <w:r>
-        <w:rPr>
-          <w:rFonts w:ascii="Calibri" w:hAnsi="Calibri" w:eastAsia="Calibri"/>
-          <w:b w:val="0"/>
-          <w:i w:val="0"/>
-          <w:sz w:val="22"/>
-        </w:rPr>
-        <w:t>E.ə. III minillikdə Yaxın Şərq və Misir idarəçiləri sənədləri hökmdarların hakimiyyət illəri, aylar və bayram dövrləri ilə tarixləndirirdilər. Ay təqvimlərində bayramların eyni fəsildə qalması üçün vaxtaşırı əlavə ay daxil edilirdi; Günəş təqvimləri isə Nilin daşması və ya məhsul yığımı kimi mövsümi hadisələrə əsaslanırdı. Yuli Sezarın 365 tam və dörddə bir günlük ili nəzərdə tutan Yuli təqvimi Roma hakimiyyəti ilə yayıldı; 1582-ci il Qriqorian düzəlişi əsrlər boyu yığılmış fərqi aradan qaldırdı. Dünyanın başqa bölgələrində fərqli sistemlər əsrlərlə öz qaydaları üzrə işləməyə davam etdi. Təqvimlər ticarət, fəth, kilsə və dövlət qərarları ilə yayılırdı.</w:t>
+        <w:t>E.ə. III minillikdə Yaxın Şərq və Misir idarələri artıq sənədləri hökmdarlıq illəri, aylar və bayram dövrləri ilə tarixləndirirdilər. Ay təqvimlərində bayramları eyni fəsildə saxlamaq üçün əlavə vaxt daxil etmək lazım gəlirdi; Günəş sistemləri Nilin daşmasını və ya məhsul vaxtını izləyirdi. Yuli Sezarın 365¼ günlük ili Roma hakimiyyəti ilə yayıldı. 1582-ci ilin Qriqori düzəlişi toplanmış yayınmanı aradan qaldırdı. Başqa yerlərdə paralel sistemlər əsrlərlə öz qaydalarını saxladı. Yayılmada ticarət, işğallar, kilsə və dövlət qərarları rol oynadı.</w:t>
       </w:r>
     </w:p>
     <w:p>
       <w:pPr>
-        <w:keepNext/>
-        <w:spacing w:before="240" w:after="120"/>
+        <w:pStyle w:val="Heading1"/>
+        <w:widowControl/>
       </w:pPr>
       <w:r>
-        <w:rPr>
-          <w:rFonts w:ascii="Calibri" w:hAnsi="Calibri" w:eastAsia="Calibri"/>
-          <w:b/>
-          <w:i w:val="0"/>
-          <w:color w:val="004E8C"/>
-          <w:sz w:val="28"/>
-        </w:rPr>
-        <w:t>Elmi baxımdan əhəmiyyəti</w:t>
+        <w:t>Elm üçün əhəmiyyəti</w:t>
       </w:r>
     </w:p>
     <w:p>
       <w:pPr>
-        <w:spacing w:after="160" w:line="276" w:lineRule="auto"/>
+        <w:widowControl/>
       </w:pPr>
       <w:r>
-        <w:rPr>
-          <w:rFonts w:ascii="Calibri" w:hAnsi="Calibri" w:eastAsia="Calibri"/>
-          <w:b w:val="0"/>
-          <w:i w:val="0"/>
-          <w:sz w:val="22"/>
-        </w:rPr>
-        <w:t>Təqvimlər ilin, ayın və günün uzunluğunu dəqiq ölçməyi tələb edir. Qəməri aylarla Günəş ili arasındakı uyğunsuzluq hesablamaları və müşahidə bacarığını inkişaf etdirdi. Günəş və Ay tutulmalarının proqnozlaşdırılması, gecə-gündüz bərabərliyinin vaxtının müəyyənləşdirilməsi və sonrakı planet cədvəlləri təqvim sistemlərinə əsaslanır. Müasir artıq saniyə mübahisələri də eyni məsələnin davamıdır: mülki vaxtı astronomik hadisələrlə necə uzlaşdırmaq olar.</w:t>
+        <w:t>Təqvimlər ilin, ayın və günün uzunluğunu diqqətlə ölçməyi tələb edir. Ay ayları ilə Günəş ili arasındakı uyğunsuzluq hesablamanı və müşahidəni inkişaf etdirirdi. Tutulmaların qabaqcadan hesablanması, gecə-gündüz bərabərliyinin vaxtı və sonrakı planet cədvəlləri təqvimə söykənirdi. Müasir əlavə saniyə müzakirələri də eyni sualın davamıdır: gündəlik vaxt ölçüsünü astronomiya ilə necə uyğunlaşdırmalı?</w:t>
       </w:r>
     </w:p>
     <w:p>
       <w:pPr>
-        <w:keepNext/>
-        <w:spacing w:before="240" w:after="120"/>
+        <w:pStyle w:val="Heading1"/>
+        <w:widowControl/>
       </w:pPr>
       <w:r>
-        <w:rPr>
-          <w:rFonts w:ascii="Calibri" w:hAnsi="Calibri" w:eastAsia="Calibri"/>
-          <w:b/>
-          <w:i w:val="0"/>
-          <w:color w:val="004E8C"/>
-          <w:sz w:val="28"/>
-        </w:rPr>
-        <w:t>Sonrakı inkişaflara necə təsir göstərib</w:t>
+        <w:t>Sonrakı inkişafa təsiri</w:t>
       </w:r>
     </w:p>
     <w:p>
       <w:pPr>
-        <w:spacing w:after="160" w:line="276" w:lineRule="auto"/>
+        <w:widowControl/>
       </w:pPr>
       <w:r>
-        <w:rPr>
-          <w:rFonts w:ascii="Calibri" w:hAnsi="Calibri" w:eastAsia="Calibri"/>
-          <w:b w:val="0"/>
-          <w:i w:val="0"/>
-          <w:sz w:val="22"/>
-        </w:rPr>
-        <w:t>Tarixi göstərilən müqavilələr, vergi cədvəlləri və salnamələr dövlətlərin və bazarların böyüməsinə imkan verdi. Naviqasiya almanaxları, dəmir yolu cədvəlləri və kompüter vaxt nişanları mülki təqvimin quruluşunu davam etdirir. Elmi nəşrlərin tarixləri və iqlim qeydləri günlərin fasiləsiz hesablanmasına əsaslanır. Sonralar dəqiq saatlar günü daha incə hissələrə böldü, təqvim isə ili təşkil etməyə davam etdi.</w:t>
+        <w:t>Tarixli müqavilələr, vergi cədvəlləri və salnamələr dövlətlərin və bazarların böyüməsini asanlaşdırdı. Dənizçilik almanaxları, dəmir yolu cədvəlləri və kompüter vaxt qeydləri mülki təqvimin quruluşunu davam etdirir. Elmi nəşrlərin tarixləri və iqlim qeydləri ardıcıl gün hesabına əsaslanır. Saatlar sonralar günü daha dəqiq böldü, təqvim isə ili təşkil etməkdə davam etdi.</w:t>
       </w:r>
     </w:p>
     <w:p>
       <w:pPr>
-        <w:keepNext/>
-        <w:spacing w:before="240" w:after="120"/>
+        <w:pStyle w:val="Heading1"/>
+        <w:widowControl/>
       </w:pPr>
       <w:r>
-        <w:rPr>
-          <w:rFonts w:ascii="Calibri" w:hAnsi="Calibri" w:eastAsia="Calibri"/>
-          <w:b/>
-          <w:i w:val="0"/>
-          <w:color w:val="004E8C"/>
-          <w:sz w:val="28"/>
-        </w:rPr>
         <w:t>İnsan həyatını necə dəyişib</w:t>
       </w:r>
     </w:p>
     <w:p>
       <w:pPr>
-        <w:spacing w:after="160" w:line="276" w:lineRule="auto"/>
+        <w:widowControl/>
       </w:pPr>
       <w:r>
-        <w:rPr>
-          <w:rFonts w:ascii="Calibri" w:hAnsi="Calibri" w:eastAsia="Calibri"/>
-          <w:b w:val="0"/>
-          <w:i w:val="0"/>
-          <w:sz w:val="22"/>
-        </w:rPr>
-        <w:t>İnsanlar “növbəti məhsul yığımı” və ya “üçüncü ay” deyəndə, uzaqda yaşayanlar da bunun nə vaxt olduğunu anlaya bildilər. Bayramlar, məktəb təqvimi və əməkhaqqı dövrləri çap olunmuş cədvəllərə bağlandı. Təqvim islahatları müqəddəslərin anım günləri birdən dəyişəndə bəzən etiraza səbəb olurdu. Bununla belə, ortaq il anlayışının görünməyən gücü nənə-babalarla nəvələrin eyni rəqəmlərlə ifadə olunan keçmişdən danışmasına imkan verir.</w:t>
+        <w:t>İnsanlar «gələn məhsul yığımında» və ya «üçüncü ayda» deyə söz verəndə uzaqda yaşayanlar da onları başa düşürdülər. Bayramlar, məktəb dövrləri və maaş vaxtları təqvimə bağlandı. Müqəddəs günlərin yeri dəyişəndə təqvim islahatları bəzən etiraz doğururdu. Bununla belə, ümumi il hesabı nənə-babalarla nəvələrin eyni tarixlərə istinad edərək keçmişdən danışmasına imkan verir.</w:t>
       </w:r>
     </w:p>
     <w:p>
       <w:pPr>
-        <w:keepNext/>
-        <w:spacing w:before="240" w:after="120"/>
+        <w:pStyle w:val="Heading1"/>
+        <w:widowControl/>
       </w:pPr>
       <w:r>
-        <w:rPr>
-          <w:rFonts w:ascii="Calibri" w:hAnsi="Calibri" w:eastAsia="Calibri"/>
-          <w:b/>
-          <w:i w:val="0"/>
-          <w:color w:val="004E8C"/>
-          <w:sz w:val="28"/>
-        </w:rPr>
         <w:t>Mənbələr və istinadlar</w:t>
       </w:r>
     </w:p>
     <w:p>
       <w:pPr>
-        <w:keepNext/>
-        <w:spacing w:before="240" w:after="120"/>
+        <w:pStyle w:val="Heading2"/>
+        <w:widowControl/>
       </w:pPr>
       <w:r>
         <w:rPr>
-          <w:rFonts w:ascii="Calibri" w:hAnsi="Calibri" w:eastAsia="Calibri"/>
-          <w:b/>
-          <w:i w:val="0"/>
-          <w:color w:val="004E8C"/>
-          <w:sz w:val="24"/>
+          <w:sz w:val="20"/>
         </w:rPr>
-        <w:t>A. Kitablar və əsas elmi əsərlər</w:t>
+        <w:t>A Kitablar və əsas elmi əsərlər</w:t>
       </w:r>
     </w:p>
     <w:p>
       <w:pPr>
-        <w:spacing w:after="80"/>
-        <w:ind w:left="360"/>
+        <w:widowControl/>
       </w:pPr>
       <w:r>
         <w:rPr>
-          <w:rFonts w:ascii="Calibri" w:hAnsi="Calibri" w:eastAsia="Calibri"/>
-          <w:b w:val="0"/>
-          <w:i w:val="0"/>
-          <w:sz w:val="22"/>
+          <w:sz w:val="20"/>
         </w:rPr>
         <w:t>1. Richards, E. G. Mapping Time: The Calendar and Its History. Oxford: Oxford University Press, 1998.</w:t>
       </w:r>
     </w:p>
     <w:p>
       <w:pPr>
-        <w:keepNext/>
-        <w:spacing w:before="240" w:after="120"/>
+        <w:pStyle w:val="Heading2"/>
+        <w:widowControl/>
       </w:pPr>
       <w:r>
         <w:rPr>
-          <w:rFonts w:ascii="Calibri" w:hAnsi="Calibri" w:eastAsia="Calibri"/>
-          <w:b/>
-          <w:i w:val="0"/>
-          <w:color w:val="004E8C"/>
-          <w:sz w:val="24"/>
+          <w:sz w:val="20"/>
         </w:rPr>
-        <w:t>C. Təşkilatların materialları və ensiklopedik mənbələr</w:t>
+        <w:t>C Qurumların materialları və ensiklopedik mənbələr</w:t>
       </w:r>
     </w:p>
     <w:p>
       <w:pPr>
-        <w:spacing w:after="80"/>
-        <w:ind w:left="360"/>
+        <w:widowControl/>
       </w:pPr>
       <w:r>
         <w:rPr>
-          <w:rFonts w:ascii="Calibri" w:hAnsi="Calibri" w:eastAsia="Calibri"/>
-          <w:b w:val="0"/>
-          <w:i w:val="0"/>
-          <w:sz w:val="22"/>
+          <w:sz w:val="20"/>
         </w:rPr>
-        <w:t>1. Encyclopaedia Britannica. “Calendar” (“Təqvim”).</w:t>
-      </w:r>
-      <w:r>
-        <w:rPr>
-          <w:rFonts w:ascii="Calibri" w:hAnsi="Calibri" w:eastAsia="Calibri"/>
-          <w:b w:val="0"/>
-          <w:i w:val="0"/>
-          <w:sz w:val="22"/>
-        </w:rPr>
-        <w:t xml:space="preserve"> </w:t>
+        <w:t xml:space="preserve">1. Encyclopaedia Britannica. 'Calendar.' </w:t>
       </w:r>
       <w:hyperlink r:id="rId9">
         <w:r>
           <w:rPr>
-            <w:rFonts w:ascii="Calibri" w:hAnsi="Calibri" w:eastAsia="Calibri"/>
-            <w:b w:val="0"/>
-            <w:i w:val="0"/>
-            <w:sz w:val="22"/>
-            <w:color w:val="0563C1"/>
-            <w:u w:val="single"/>
+            <w:sz w:val="20"/>
           </w:rPr>
           <w:t>https://www.britannica.com/science/calendar</w:t>
         </w:r>
       </w:hyperlink>
+      <w:r>
+        <w:rPr>
+          <w:sz w:val="20"/>
+        </w:rPr>
+      </w:r>
     </w:p>
     <w:p>
       <w:pPr>
-        <w:spacing w:after="80"/>
-        <w:ind w:left="360"/>
+        <w:widowControl/>
       </w:pPr>
       <w:r>
         <w:rPr>
-          <w:rFonts w:ascii="Calibri" w:hAnsi="Calibri" w:eastAsia="Calibri"/>
-          <w:b w:val="0"/>
-          <w:i w:val="0"/>
-          <w:sz w:val="22"/>
+          <w:sz w:val="20"/>
         </w:rPr>
-        <w:t>2. Encyclopaedia Britannica. “Gregorian calendar” (“Qriqorian təqvimi”).</w:t>
-      </w:r>
-      <w:r>
-        <w:rPr>
-          <w:rFonts w:ascii="Calibri" w:hAnsi="Calibri" w:eastAsia="Calibri"/>
-          <w:b w:val="0"/>
-          <w:i w:val="0"/>
-          <w:sz w:val="22"/>
-        </w:rPr>
-        <w:t xml:space="preserve"> </w:t>
+        <w:t xml:space="preserve">2. Encyclopaedia Britannica. 'Gregorian calendar.' </w:t>
       </w:r>
       <w:hyperlink r:id="rId10">
         <w:r>
           <w:rPr>
-            <w:rFonts w:ascii="Calibri" w:hAnsi="Calibri" w:eastAsia="Calibri"/>
-            <w:b w:val="0"/>
-            <w:i w:val="0"/>
-            <w:sz w:val="22"/>
-            <w:color w:val="0563C1"/>
-            <w:u w:val="single"/>
+            <w:sz w:val="20"/>
           </w:rPr>
           <w:t>https://www.britannica.com/topic/Gregorian-calendar</w:t>
         </w:r>
       </w:hyperlink>
-    </w:p>
-    <w:p>
-      <w:pPr>
-        <w:keepNext/>
-        <w:spacing w:before="240" w:after="120"/>
-      </w:pPr>
       <w:r>
         <w:rPr>
-          <w:rFonts w:ascii="Calibri" w:hAnsi="Calibri" w:eastAsia="Calibri"/>
-          <w:b/>
-          <w:i w:val="0"/>
-          <w:color w:val="004E8C"/>
-          <w:sz w:val="24"/>
+          <w:sz w:val="20"/>
         </w:rPr>
-        <w:t>G. Kosmik agentliklərin, laboratoriyaların və elmi təşkilatların materialları</w:t>
       </w:r>
     </w:p>
     <w:p>
       <w:pPr>
-        <w:spacing w:after="80"/>
-        <w:ind w:left="360"/>
+        <w:pStyle w:val="Heading2"/>
+        <w:widowControl/>
       </w:pPr>
       <w:r>
         <w:rPr>
-          <w:rFonts w:ascii="Calibri" w:hAnsi="Calibri" w:eastAsia="Calibri"/>
-          <w:b w:val="0"/>
-          <w:i w:val="0"/>
-          <w:sz w:val="22"/>
+          <w:sz w:val="20"/>
         </w:rPr>
-        <w:t>1. NIST. Vaxt, tezlik və artıq saniyə barədə izahlar.</w:t>
+        <w:t>G Kosmik agentliklər laboratoriyalar və elmi təşkilatlar</w:t>
       </w:r>
+    </w:p>
+    <w:p>
+      <w:pPr>
+        <w:widowControl/>
+      </w:pPr>
       <w:r>
         <w:rPr>
-          <w:rFonts w:ascii="Calibri" w:hAnsi="Calibri" w:eastAsia="Calibri"/>
-          <w:b w:val="0"/>
-          <w:i w:val="0"/>
-          <w:sz w:val="22"/>
+          <w:sz w:val="20"/>
         </w:rPr>
-        <w:t xml:space="preserve"> </w:t>
+        <w:t xml:space="preserve">1. NIST. Time and frequency / leap second explainers. </w:t>
       </w:r>
       <w:hyperlink r:id="rId11">
         <w:r>
           <w:rPr>
-            <w:rFonts w:ascii="Calibri" w:hAnsi="Calibri" w:eastAsia="Calibri"/>
-            <w:b w:val="0"/>
-            <w:i w:val="0"/>
-            <w:sz w:val="22"/>
-            <w:color w:val="0563C1"/>
-            <w:u w:val="single"/>
+            <w:sz w:val="20"/>
           </w:rPr>
           <w:t>https://www.nist.gov/pml/time-and-frequency-division</w:t>
         </w:r>
       </w:hyperlink>
+      <w:r>
+        <w:rPr>
+          <w:sz w:val="20"/>
+        </w:rPr>
+      </w:r>
     </w:p>
     <w:sectPr>
-      <w:pgSz w:w="12240" w:h="15840"/>
-      <w:pgMar w:top="1296" w:right="1440" w:bottom="1296" w:left="1440" w:header="720" w:footer="720" w:gutter="0"/>
+      <w:footerReference w:type="default" r:id="rId12"/>
+      <w:pgSz w:w="11906" w:h="16838"/>
+      <w:pgMar w:top="1020" w:right="1134" w:bottom="1020" w:left="1134" w:header="720" w:footer="720" w:gutter="0"/>
       <w:cols w:space="720"/>
       <w:docGrid w:linePitch="360"/>
     </w:sectPr>
   </w:body>
 </w:document>
+</file>
+
+<file path=word/footer1.xml><?xml version="1.0" encoding="utf-8"?>
+<w:ftr xmlns:m="http://schemas.openxmlformats.org/officeDocument/2006/math" xmlns:mc="http://schemas.openxmlformats.org/markup-compatibility/2006" xmlns:mo="http://schemas.microsoft.com/office/mac/office/2008/main" xmlns:mv="urn:schemas-microsoft-com:mac:vml" xmlns:o="urn:schemas-microsoft-com:office:office" xmlns:r="http://schemas.openxmlformats.org/officeDocument/2006/relationships" xmlns:v="urn:schemas-microsoft-com:vml" xmlns:w10="urn:schemas-microsoft-com:office:word" xmlns:w14="http://schemas.microsoft.com/office/word/2010/wordml" xmlns:w="http://schemas.openxmlformats.org/wordprocessingml/2006/main" xmlns:wne="http://schemas.microsoft.com/office/word/2006/wordml" xmlns:wp14="http://schemas.microsoft.com/office/word/2010/wordprocessingDrawing" xmlns:wp="http://schemas.openxmlformats.org/drawingml/2006/wordprocessingDrawing" xmlns:wpc="http://schemas.microsoft.com/office/word/2010/wordprocessingCanvas" xmlns:wpg="http://schemas.microsoft.com/office/word/2010/wordprocessingGroup" xmlns:wpi="http://schemas.microsoft.com/office/word/2010/wordprocessingInk" xmlns:wps="http://schemas.microsoft.com/office/word/2010/wordprocessingShape" mc:Ignorable="w14 wp14">
+  <w:p>
+    <w:pPr>
+      <w:pStyle w:val="Footer"/>
+      <w:jc w:val="right"/>
+    </w:pPr>
+    <w:fldSimple w:instr="PAGE"/>
+  </w:p>
+</w:ftr>
 </file>
 
 <file path=word/numbering.xml><?xml version="1.0" encoding="utf-8"?>
@@ -735,7 +558,7 @@
   <w:docDefaults>
     <w:rPrDefault>
       <w:rPr>
-        <w:rFonts w:asciiTheme="minorHAnsi" w:eastAsiaTheme="minorEastAsia" w:hAnsiTheme="minorHAnsi" w:cstheme="minorBidi"/>
+        <w:rFonts/>
         <w:sz w:val="22"/>
         <w:szCs w:val="22"/>
         <w:lang w:val="en-US" w:eastAsia="en-US" w:bidi="ar-SA"/>
@@ -890,6 +713,15 @@
     <w:name w:val="Normal"/>
     <w:qFormat/>
     <w:rsid w:val="00FC693F"/>
+    <w:pPr>
+      <w:spacing w:after="120" w:line="259" w:lineRule="auto"/>
+    </w:pPr>
+    <w:rPr>
+      <w:rFonts w:ascii="Times New Roman" w:hAnsi="Times New Roman"/>
+      <w:color w:val="000000"/>
+      <w:sz w:val="24"/>
+      <w:lang w:val="az-Latn-AZ"/>
+    </w:rPr>
   </w:style>
   <w:style w:type="paragraph" w:styleId="Header">
     <w:name w:val="header"/>
@@ -946,16 +778,17 @@
     <w:pPr>
       <w:keepNext/>
       <w:keepLines/>
-      <w:spacing w:before="480" w:after="0"/>
+      <w:spacing w:before="480" w:after="120" w:line="259" w:lineRule="auto"/>
       <w:outlineLvl w:val="0"/>
     </w:pPr>
     <w:rPr>
-      <w:rFonts w:asciiTheme="majorHAnsi" w:eastAsiaTheme="majorEastAsia" w:hAnsiTheme="majorHAnsi" w:cstheme="majorBidi"/>
+      <w:rFonts w:ascii="Times New Roman" w:hAnsi="Times New Roman"/>
       <w:b/>
       <w:bCs/>
-      <w:color w:val="365F91" w:themeColor="accent1" w:themeShade="BF"/>
-      <w:sz w:val="28"/>
+      <w:color w:val="000000"/>
+      <w:sz w:val="26"/>
       <w:szCs w:val="28"/>
+      <w:lang w:val="az-Latn-AZ"/>
     </w:rPr>
   </w:style>
   <w:style w:type="paragraph" w:styleId="Heading2">
@@ -970,16 +803,17 @@
     <w:pPr>
       <w:keepNext/>
       <w:keepLines/>
-      <w:spacing w:before="200" w:after="0"/>
+      <w:spacing w:before="200" w:after="120" w:line="259" w:lineRule="auto"/>
       <w:outlineLvl w:val="1"/>
     </w:pPr>
     <w:rPr>
-      <w:rFonts w:asciiTheme="majorHAnsi" w:eastAsiaTheme="majorEastAsia" w:hAnsiTheme="majorHAnsi" w:cstheme="majorBidi"/>
+      <w:rFonts w:ascii="Times New Roman" w:hAnsi="Times New Roman"/>
       <w:b/>
       <w:bCs/>
-      <w:color w:val="4F81BD" w:themeColor="accent1"/>
+      <w:color w:val="000000"/>
       <w:sz w:val="26"/>
       <w:szCs w:val="26"/>
+      <w:lang w:val="az-Latn-AZ"/>
     </w:rPr>
   </w:style>
   <w:style w:type="paragraph" w:styleId="Heading3">
@@ -998,7 +832,7 @@
       <w:outlineLvl w:val="2"/>
     </w:pPr>
     <w:rPr>
-      <w:rFonts w:asciiTheme="majorHAnsi" w:eastAsiaTheme="majorEastAsia" w:hAnsiTheme="majorHAnsi" w:cstheme="majorBidi"/>
+      <w:rFonts/>
       <w:b/>
       <w:bCs/>
       <w:color w:val="4F81BD" w:themeColor="accent1"/>
@@ -1021,7 +855,7 @@
       <w:outlineLvl w:val="3"/>
     </w:pPr>
     <w:rPr>
-      <w:rFonts w:asciiTheme="majorHAnsi" w:eastAsiaTheme="majorEastAsia" w:hAnsiTheme="majorHAnsi" w:cstheme="majorBidi"/>
+      <w:rFonts/>
       <w:b/>
       <w:bCs/>
       <w:i/>
@@ -1046,7 +880,7 @@
       <w:outlineLvl w:val="4"/>
     </w:pPr>
     <w:rPr>
-      <w:rFonts w:asciiTheme="majorHAnsi" w:eastAsiaTheme="majorEastAsia" w:hAnsiTheme="majorHAnsi" w:cstheme="majorBidi"/>
+      <w:rFonts/>
       <w:color w:val="243F60" w:themeColor="accent1" w:themeShade="7F"/>
     </w:rPr>
   </w:style>
@@ -1067,7 +901,7 @@
       <w:outlineLvl w:val="5"/>
     </w:pPr>
     <w:rPr>
-      <w:rFonts w:asciiTheme="majorHAnsi" w:eastAsiaTheme="majorEastAsia" w:hAnsiTheme="majorHAnsi" w:cstheme="majorBidi"/>
+      <w:rFonts/>
       <w:i/>
       <w:iCs/>
       <w:color w:val="243F60" w:themeColor="accent1" w:themeShade="7F"/>
@@ -1090,7 +924,7 @@
       <w:outlineLvl w:val="6"/>
     </w:pPr>
     <w:rPr>
-      <w:rFonts w:asciiTheme="majorHAnsi" w:eastAsiaTheme="majorEastAsia" w:hAnsiTheme="majorHAnsi" w:cstheme="majorBidi"/>
+      <w:rFonts/>
       <w:i/>
       <w:iCs/>
       <w:color w:val="404040" w:themeColor="text1" w:themeTint="BF"/>
@@ -1113,7 +947,7 @@
       <w:outlineLvl w:val="7"/>
     </w:pPr>
     <w:rPr>
-      <w:rFonts w:asciiTheme="majorHAnsi" w:eastAsiaTheme="majorEastAsia" w:hAnsiTheme="majorHAnsi" w:cstheme="majorBidi"/>
+      <w:rFonts/>
       <w:color w:val="4F81BD" w:themeColor="accent1"/>
       <w:sz w:val="20"/>
       <w:szCs w:val="20"/>
@@ -1136,7 +970,7 @@
       <w:outlineLvl w:val="8"/>
     </w:pPr>
     <w:rPr>
-      <w:rFonts w:asciiTheme="majorHAnsi" w:eastAsiaTheme="majorEastAsia" w:hAnsiTheme="majorHAnsi" w:cstheme="majorBidi"/>
+      <w:rFonts/>
       <w:i/>
       <w:iCs/>
       <w:color w:val="404040" w:themeColor="text1" w:themeTint="BF"/>
@@ -1187,7 +1021,7 @@
     <w:uiPriority w:val="9"/>
     <w:rsid w:val="00FC693F"/>
     <w:rPr>
-      <w:rFonts w:asciiTheme="majorHAnsi" w:eastAsiaTheme="majorEastAsia" w:hAnsiTheme="majorHAnsi" w:cstheme="majorBidi"/>
+      <w:rFonts/>
       <w:b/>
       <w:bCs/>
       <w:color w:val="365F91" w:themeColor="accent1" w:themeShade="BF"/>
@@ -1202,7 +1036,7 @@
     <w:uiPriority w:val="9"/>
     <w:rsid w:val="00FC693F"/>
     <w:rPr>
-      <w:rFonts w:asciiTheme="majorHAnsi" w:eastAsiaTheme="majorEastAsia" w:hAnsiTheme="majorHAnsi" w:cstheme="majorBidi"/>
+      <w:rFonts/>
       <w:b/>
       <w:bCs/>
       <w:color w:val="4F81BD" w:themeColor="accent1"/>
@@ -1217,7 +1051,7 @@
     <w:uiPriority w:val="9"/>
     <w:rsid w:val="00FC693F"/>
     <w:rPr>
-      <w:rFonts w:asciiTheme="majorHAnsi" w:eastAsiaTheme="majorEastAsia" w:hAnsiTheme="majorHAnsi" w:cstheme="majorBidi"/>
+      <w:rFonts/>
       <w:b/>
       <w:bCs/>
       <w:color w:val="4F81BD" w:themeColor="accent1"/>
@@ -1232,19 +1066,17 @@
     <w:qFormat/>
     <w:rsid w:val="00FC693F"/>
     <w:pPr>
-      <w:pBdr>
-        <w:bottom w:val="single" w:sz="8" w:space="4" w:color="4F81BD" w:themeColor="accent1"/>
-      </w:pBdr>
-      <w:spacing w:after="300" w:line="240" w:lineRule="auto"/>
+      <w:spacing w:after="120" w:line="259" w:lineRule="auto"/>
       <w:contextualSpacing/>
     </w:pPr>
     <w:rPr>
-      <w:rFonts w:asciiTheme="majorHAnsi" w:eastAsiaTheme="majorEastAsia" w:hAnsiTheme="majorHAnsi" w:cstheme="majorBidi"/>
-      <w:color w:val="17365D" w:themeColor="text2" w:themeShade="BF"/>
+      <w:rFonts w:ascii="Times New Roman" w:hAnsi="Times New Roman"/>
+      <w:color w:val="000000"/>
       <w:spacing w:val="5"/>
       <w:kern w:val="28"/>
-      <w:sz w:val="52"/>
+      <w:sz w:val="40"/>
       <w:szCs w:val="52"/>
+      <w:lang w:val="az-Latn-AZ"/>
     </w:rPr>
   </w:style>
   <w:style w:type="character" w:customStyle="1" w:styleId="TitleChar">
@@ -1254,7 +1086,7 @@
     <w:uiPriority w:val="10"/>
     <w:rsid w:val="00FC693F"/>
     <w:rPr>
-      <w:rFonts w:asciiTheme="majorHAnsi" w:eastAsiaTheme="majorEastAsia" w:hAnsiTheme="majorHAnsi" w:cstheme="majorBidi"/>
+      <w:rFonts/>
       <w:color w:val="17365D" w:themeColor="text2" w:themeShade="BF"/>
       <w:spacing w:val="5"/>
       <w:kern w:val="28"/>
@@ -1276,7 +1108,7 @@
       </w:numPr>
     </w:pPr>
     <w:rPr>
-      <w:rFonts w:asciiTheme="majorHAnsi" w:eastAsiaTheme="majorEastAsia" w:hAnsiTheme="majorHAnsi" w:cstheme="majorBidi"/>
+      <w:rFonts/>
       <w:i/>
       <w:iCs/>
       <w:color w:val="4F81BD" w:themeColor="accent1"/>
@@ -1292,7 +1124,7 @@
     <w:uiPriority w:val="11"/>
     <w:rsid w:val="00FC693F"/>
     <w:rPr>
-      <w:rFonts w:asciiTheme="majorHAnsi" w:eastAsiaTheme="majorEastAsia" w:hAnsiTheme="majorHAnsi" w:cstheme="majorBidi"/>
+      <w:rFonts/>
       <w:i/>
       <w:iCs/>
       <w:color w:val="4F81BD" w:themeColor="accent1"/>
@@ -1417,8 +1249,15 @@
       <w:numPr>
         <w:numId w:val="1"/>
       </w:numPr>
+      <w:spacing w:after="120" w:line="259" w:lineRule="auto"/>
       <w:contextualSpacing/>
     </w:pPr>
+    <w:rPr>
+      <w:rFonts w:ascii="Times New Roman" w:hAnsi="Times New Roman"/>
+      <w:color w:val="000000"/>
+      <w:sz w:val="24"/>
+      <w:lang w:val="az-Latn-AZ"/>
+    </w:rPr>
   </w:style>
   <w:style w:type="paragraph" w:styleId="ListBullet2">
     <w:name w:val="List Bullet 2"/>
@@ -1590,7 +1429,7 @@
     <w:semiHidden/>
     <w:rsid w:val="00FC693F"/>
     <w:rPr>
-      <w:rFonts w:asciiTheme="majorHAnsi" w:eastAsiaTheme="majorEastAsia" w:hAnsiTheme="majorHAnsi" w:cstheme="majorBidi"/>
+      <w:rFonts/>
       <w:b/>
       <w:bCs/>
       <w:i/>
@@ -1606,7 +1445,7 @@
     <w:semiHidden/>
     <w:rsid w:val="00FC693F"/>
     <w:rPr>
-      <w:rFonts w:asciiTheme="majorHAnsi" w:eastAsiaTheme="majorEastAsia" w:hAnsiTheme="majorHAnsi" w:cstheme="majorBidi"/>
+      <w:rFonts/>
       <w:color w:val="243F60" w:themeColor="accent1" w:themeShade="7F"/>
     </w:rPr>
   </w:style>
@@ -1618,7 +1457,7 @@
     <w:semiHidden/>
     <w:rsid w:val="00FC693F"/>
     <w:rPr>
-      <w:rFonts w:asciiTheme="majorHAnsi" w:eastAsiaTheme="majorEastAsia" w:hAnsiTheme="majorHAnsi" w:cstheme="majorBidi"/>
+      <w:rFonts/>
       <w:i/>
       <w:iCs/>
       <w:color w:val="243F60" w:themeColor="accent1" w:themeShade="7F"/>
@@ -1632,7 +1471,7 @@
     <w:semiHidden/>
     <w:rsid w:val="00FC693F"/>
     <w:rPr>
-      <w:rFonts w:asciiTheme="majorHAnsi" w:eastAsiaTheme="majorEastAsia" w:hAnsiTheme="majorHAnsi" w:cstheme="majorBidi"/>
+      <w:rFonts/>
       <w:i/>
       <w:iCs/>
       <w:color w:val="404040" w:themeColor="text1" w:themeTint="BF"/>
@@ -1646,7 +1485,7 @@
     <w:semiHidden/>
     <w:rsid w:val="00FC693F"/>
     <w:rPr>
-      <w:rFonts w:asciiTheme="majorHAnsi" w:eastAsiaTheme="majorEastAsia" w:hAnsiTheme="majorHAnsi" w:cstheme="majorBidi"/>
+      <w:rFonts/>
       <w:color w:val="4F81BD" w:themeColor="accent1"/>
       <w:sz w:val="20"/>
       <w:szCs w:val="20"/>
@@ -1660,7 +1499,7 @@
     <w:semiHidden/>
     <w:rsid w:val="00FC693F"/>
     <w:rPr>
-      <w:rFonts w:asciiTheme="majorHAnsi" w:eastAsiaTheme="majorEastAsia" w:hAnsiTheme="majorHAnsi" w:cstheme="majorBidi"/>
+      <w:rFonts/>
       <w:i/>
       <w:iCs/>
       <w:color w:val="404040" w:themeColor="text1" w:themeTint="BF"/>
@@ -1719,9 +1558,6 @@
     <w:qFormat/>
     <w:rsid w:val="00FC693F"/>
     <w:pPr>
-      <w:pBdr>
-        <w:bottom w:val="single" w:sz="4" w:space="4" w:color="4F81BD" w:themeColor="accent1"/>
-      </w:pBdr>
       <w:spacing w:before="200" w:after="280"/>
       <w:ind w:left="936" w:right="936"/>
     </w:pPr>
@@ -3249,7 +3085,7 @@
         <w:spacing w:before="0" w:after="0" w:line="240" w:lineRule="auto"/>
       </w:pPr>
       <w:rPr>
-        <w:rFonts w:asciiTheme="majorHAnsi" w:eastAsiaTheme="majorEastAsia" w:hAnsiTheme="majorHAnsi" w:cstheme="majorBidi"/>
+        <w:rFonts/>
         <w:b/>
         <w:bCs/>
       </w:rPr>
@@ -3270,7 +3106,7 @@
         <w:spacing w:before="0" w:after="0" w:line="240" w:lineRule="auto"/>
       </w:pPr>
       <w:rPr>
-        <w:rFonts w:asciiTheme="majorHAnsi" w:eastAsiaTheme="majorEastAsia" w:hAnsiTheme="majorHAnsi" w:cstheme="majorBidi"/>
+        <w:rFonts/>
         <w:b/>
         <w:bCs/>
       </w:rPr>
@@ -3288,14 +3124,14 @@
     </w:tblStylePr>
     <w:tblStylePr w:type="firstCol">
       <w:rPr>
-        <w:rFonts w:asciiTheme="majorHAnsi" w:eastAsiaTheme="majorEastAsia" w:hAnsiTheme="majorHAnsi" w:cstheme="majorBidi"/>
+        <w:rFonts/>
         <w:b/>
         <w:bCs/>
       </w:rPr>
     </w:tblStylePr>
     <w:tblStylePr w:type="lastCol">
       <w:rPr>
-        <w:rFonts w:asciiTheme="majorHAnsi" w:eastAsiaTheme="majorEastAsia" w:hAnsiTheme="majorHAnsi" w:cstheme="majorBidi"/>
+        <w:rFonts/>
         <w:b/>
         <w:bCs/>
       </w:rPr>
@@ -3379,7 +3215,7 @@
         <w:spacing w:before="0" w:after="0" w:line="240" w:lineRule="auto"/>
       </w:pPr>
       <w:rPr>
-        <w:rFonts w:asciiTheme="majorHAnsi" w:eastAsiaTheme="majorEastAsia" w:hAnsiTheme="majorHAnsi" w:cstheme="majorBidi"/>
+        <w:rFonts/>
         <w:b/>
         <w:bCs/>
       </w:rPr>
@@ -3400,7 +3236,7 @@
         <w:spacing w:before="0" w:after="0" w:line="240" w:lineRule="auto"/>
       </w:pPr>
       <w:rPr>
-        <w:rFonts w:asciiTheme="majorHAnsi" w:eastAsiaTheme="majorEastAsia" w:hAnsiTheme="majorHAnsi" w:cstheme="majorBidi"/>
+        <w:rFonts/>
         <w:b/>
         <w:bCs/>
       </w:rPr>
@@ -3418,14 +3254,14 @@
     </w:tblStylePr>
     <w:tblStylePr w:type="firstCol">
       <w:rPr>
-        <w:rFonts w:asciiTheme="majorHAnsi" w:eastAsiaTheme="majorEastAsia" w:hAnsiTheme="majorHAnsi" w:cstheme="majorBidi"/>
+        <w:rFonts/>
         <w:b/>
         <w:bCs/>
       </w:rPr>
     </w:tblStylePr>
     <w:tblStylePr w:type="lastCol">
       <w:rPr>
-        <w:rFonts w:asciiTheme="majorHAnsi" w:eastAsiaTheme="majorEastAsia" w:hAnsiTheme="majorHAnsi" w:cstheme="majorBidi"/>
+        <w:rFonts/>
         <w:b/>
         <w:bCs/>
       </w:rPr>
@@ -3509,7 +3345,7 @@
         <w:spacing w:before="0" w:after="0" w:line="240" w:lineRule="auto"/>
       </w:pPr>
       <w:rPr>
-        <w:rFonts w:asciiTheme="majorHAnsi" w:eastAsiaTheme="majorEastAsia" w:hAnsiTheme="majorHAnsi" w:cstheme="majorBidi"/>
+        <w:rFonts/>
         <w:b/>
         <w:bCs/>
       </w:rPr>
@@ -3530,7 +3366,7 @@
         <w:spacing w:before="0" w:after="0" w:line="240" w:lineRule="auto"/>
       </w:pPr>
       <w:rPr>
-        <w:rFonts w:asciiTheme="majorHAnsi" w:eastAsiaTheme="majorEastAsia" w:hAnsiTheme="majorHAnsi" w:cstheme="majorBidi"/>
+        <w:rFonts/>
         <w:b/>
         <w:bCs/>
       </w:rPr>
@@ -3548,14 +3384,14 @@
     </w:tblStylePr>
     <w:tblStylePr w:type="firstCol">
       <w:rPr>
-        <w:rFonts w:asciiTheme="majorHAnsi" w:eastAsiaTheme="majorEastAsia" w:hAnsiTheme="majorHAnsi" w:cstheme="majorBidi"/>
+        <w:rFonts/>
         <w:b/>
         <w:bCs/>
       </w:rPr>
     </w:tblStylePr>
     <w:tblStylePr w:type="lastCol">
       <w:rPr>
-        <w:rFonts w:asciiTheme="majorHAnsi" w:eastAsiaTheme="majorEastAsia" w:hAnsiTheme="majorHAnsi" w:cstheme="majorBidi"/>
+        <w:rFonts/>
         <w:b/>
         <w:bCs/>
       </w:rPr>
@@ -3639,7 +3475,7 @@
         <w:spacing w:before="0" w:after="0" w:line="240" w:lineRule="auto"/>
       </w:pPr>
       <w:rPr>
-        <w:rFonts w:asciiTheme="majorHAnsi" w:eastAsiaTheme="majorEastAsia" w:hAnsiTheme="majorHAnsi" w:cstheme="majorBidi"/>
+        <w:rFonts/>
         <w:b/>
         <w:bCs/>
       </w:rPr>
@@ -3660,7 +3496,7 @@
         <w:spacing w:before="0" w:after="0" w:line="240" w:lineRule="auto"/>
       </w:pPr>
       <w:rPr>
-        <w:rFonts w:asciiTheme="majorHAnsi" w:eastAsiaTheme="majorEastAsia" w:hAnsiTheme="majorHAnsi" w:cstheme="majorBidi"/>
+        <w:rFonts/>
         <w:b/>
         <w:bCs/>
       </w:rPr>
@@ -3678,14 +3514,14 @@
     </w:tblStylePr>
     <w:tblStylePr w:type="firstCol">
       <w:rPr>
-        <w:rFonts w:asciiTheme="majorHAnsi" w:eastAsiaTheme="majorEastAsia" w:hAnsiTheme="majorHAnsi" w:cstheme="majorBidi"/>
+        <w:rFonts/>
         <w:b/>
         <w:bCs/>
       </w:rPr>
     </w:tblStylePr>
     <w:tblStylePr w:type="lastCol">
       <w:rPr>
-        <w:rFonts w:asciiTheme="majorHAnsi" w:eastAsiaTheme="majorEastAsia" w:hAnsiTheme="majorHAnsi" w:cstheme="majorBidi"/>
+        <w:rFonts/>
         <w:b/>
         <w:bCs/>
       </w:rPr>
@@ -3769,7 +3605,7 @@
         <w:spacing w:before="0" w:after="0" w:line="240" w:lineRule="auto"/>
       </w:pPr>
       <w:rPr>
-        <w:rFonts w:asciiTheme="majorHAnsi" w:eastAsiaTheme="majorEastAsia" w:hAnsiTheme="majorHAnsi" w:cstheme="majorBidi"/>
+        <w:rFonts/>
         <w:b/>
         <w:bCs/>
       </w:rPr>
@@ -3790,7 +3626,7 @@
         <w:spacing w:before="0" w:after="0" w:line="240" w:lineRule="auto"/>
       </w:pPr>
       <w:rPr>
-        <w:rFonts w:asciiTheme="majorHAnsi" w:eastAsiaTheme="majorEastAsia" w:hAnsiTheme="majorHAnsi" w:cstheme="majorBidi"/>
+        <w:rFonts/>
         <w:b/>
         <w:bCs/>
       </w:rPr>
@@ -3808,14 +3644,14 @@
     </w:tblStylePr>
     <w:tblStylePr w:type="firstCol">
       <w:rPr>
-        <w:rFonts w:asciiTheme="majorHAnsi" w:eastAsiaTheme="majorEastAsia" w:hAnsiTheme="majorHAnsi" w:cstheme="majorBidi"/>
+        <w:rFonts/>
         <w:b/>
         <w:bCs/>
       </w:rPr>
     </w:tblStylePr>
     <w:tblStylePr w:type="lastCol">
       <w:rPr>
-        <w:rFonts w:asciiTheme="majorHAnsi" w:eastAsiaTheme="majorEastAsia" w:hAnsiTheme="majorHAnsi" w:cstheme="majorBidi"/>
+        <w:rFonts/>
         <w:b/>
         <w:bCs/>
       </w:rPr>
@@ -3899,7 +3735,7 @@
         <w:spacing w:before="0" w:after="0" w:line="240" w:lineRule="auto"/>
       </w:pPr>
       <w:rPr>
-        <w:rFonts w:asciiTheme="majorHAnsi" w:eastAsiaTheme="majorEastAsia" w:hAnsiTheme="majorHAnsi" w:cstheme="majorBidi"/>
+        <w:rFonts/>
         <w:b/>
         <w:bCs/>
       </w:rPr>
@@ -3920,7 +3756,7 @@
         <w:spacing w:before="0" w:after="0" w:line="240" w:lineRule="auto"/>
       </w:pPr>
       <w:rPr>
-        <w:rFonts w:asciiTheme="majorHAnsi" w:eastAsiaTheme="majorEastAsia" w:hAnsiTheme="majorHAnsi" w:cstheme="majorBidi"/>
+        <w:rFonts/>
         <w:b/>
         <w:bCs/>
       </w:rPr>
@@ -3938,14 +3774,14 @@
     </w:tblStylePr>
     <w:tblStylePr w:type="firstCol">
       <w:rPr>
-        <w:rFonts w:asciiTheme="majorHAnsi" w:eastAsiaTheme="majorEastAsia" w:hAnsiTheme="majorHAnsi" w:cstheme="majorBidi"/>
+        <w:rFonts/>
         <w:b/>
         <w:bCs/>
       </w:rPr>
     </w:tblStylePr>
     <w:tblStylePr w:type="lastCol">
       <w:rPr>
-        <w:rFonts w:asciiTheme="majorHAnsi" w:eastAsiaTheme="majorEastAsia" w:hAnsiTheme="majorHAnsi" w:cstheme="majorBidi"/>
+        <w:rFonts/>
         <w:b/>
         <w:bCs/>
       </w:rPr>
@@ -4029,7 +3865,7 @@
         <w:spacing w:before="0" w:after="0" w:line="240" w:lineRule="auto"/>
       </w:pPr>
       <w:rPr>
-        <w:rFonts w:asciiTheme="majorHAnsi" w:eastAsiaTheme="majorEastAsia" w:hAnsiTheme="majorHAnsi" w:cstheme="majorBidi"/>
+        <w:rFonts/>
         <w:b/>
         <w:bCs/>
       </w:rPr>
@@ -4050,7 +3886,7 @@
         <w:spacing w:before="0" w:after="0" w:line="240" w:lineRule="auto"/>
       </w:pPr>
       <w:rPr>
-        <w:rFonts w:asciiTheme="majorHAnsi" w:eastAsiaTheme="majorEastAsia" w:hAnsiTheme="majorHAnsi" w:cstheme="majorBidi"/>
+        <w:rFonts/>
         <w:b/>
         <w:bCs/>
       </w:rPr>
@@ -4068,14 +3904,14 @@
     </w:tblStylePr>
     <w:tblStylePr w:type="firstCol">
       <w:rPr>
-        <w:rFonts w:asciiTheme="majorHAnsi" w:eastAsiaTheme="majorEastAsia" w:hAnsiTheme="majorHAnsi" w:cstheme="majorBidi"/>
+        <w:rFonts/>
         <w:b/>
         <w:bCs/>
       </w:rPr>
     </w:tblStylePr>
     <w:tblStylePr w:type="lastCol">
       <w:rPr>
-        <w:rFonts w:asciiTheme="majorHAnsi" w:eastAsiaTheme="majorEastAsia" w:hAnsiTheme="majorHAnsi" w:cstheme="majorBidi"/>
+        <w:rFonts/>
         <w:b/>
         <w:bCs/>
       </w:rPr>
@@ -5940,7 +5776,7 @@
     </w:tblPr>
     <w:tblStylePr w:type="firstRow">
       <w:rPr>
-        <w:rFonts w:asciiTheme="majorHAnsi" w:eastAsiaTheme="majorEastAsia" w:hAnsiTheme="majorHAnsi" w:cstheme="majorBidi"/>
+        <w:rFonts/>
       </w:rPr>
       <w:tblPr/>
       <w:tcPr>
@@ -6024,7 +5860,7 @@
     </w:tblPr>
     <w:tblStylePr w:type="firstRow">
       <w:rPr>
-        <w:rFonts w:asciiTheme="majorHAnsi" w:eastAsiaTheme="majorEastAsia" w:hAnsiTheme="majorHAnsi" w:cstheme="majorBidi"/>
+        <w:rFonts/>
       </w:rPr>
       <w:tblPr/>
       <w:tcPr>
@@ -6108,7 +5944,7 @@
     </w:tblPr>
     <w:tblStylePr w:type="firstRow">
       <w:rPr>
-        <w:rFonts w:asciiTheme="majorHAnsi" w:eastAsiaTheme="majorEastAsia" w:hAnsiTheme="majorHAnsi" w:cstheme="majorBidi"/>
+        <w:rFonts/>
       </w:rPr>
       <w:tblPr/>
       <w:tcPr>
@@ -6192,7 +6028,7 @@
     </w:tblPr>
     <w:tblStylePr w:type="firstRow">
       <w:rPr>
-        <w:rFonts w:asciiTheme="majorHAnsi" w:eastAsiaTheme="majorEastAsia" w:hAnsiTheme="majorHAnsi" w:cstheme="majorBidi"/>
+        <w:rFonts/>
       </w:rPr>
       <w:tblPr/>
       <w:tcPr>
@@ -6276,7 +6112,7 @@
     </w:tblPr>
     <w:tblStylePr w:type="firstRow">
       <w:rPr>
-        <w:rFonts w:asciiTheme="majorHAnsi" w:eastAsiaTheme="majorEastAsia" w:hAnsiTheme="majorHAnsi" w:cstheme="majorBidi"/>
+        <w:rFonts/>
       </w:rPr>
       <w:tblPr/>
       <w:tcPr>
@@ -6360,7 +6196,7 @@
     </w:tblPr>
     <w:tblStylePr w:type="firstRow">
       <w:rPr>
-        <w:rFonts w:asciiTheme="majorHAnsi" w:eastAsiaTheme="majorEastAsia" w:hAnsiTheme="majorHAnsi" w:cstheme="majorBidi"/>
+        <w:rFonts/>
       </w:rPr>
       <w:tblPr/>
       <w:tcPr>
@@ -6444,7 +6280,7 @@
     </w:tblPr>
     <w:tblStylePr w:type="firstRow">
       <w:rPr>
-        <w:rFonts w:asciiTheme="majorHAnsi" w:eastAsiaTheme="majorEastAsia" w:hAnsiTheme="majorHAnsi" w:cstheme="majorBidi"/>
+        <w:rFonts/>
       </w:rPr>
       <w:tblPr/>
       <w:tcPr>
@@ -6509,7 +6345,7 @@
       <w:spacing w:after="0" w:line="240" w:lineRule="auto"/>
     </w:pPr>
     <w:rPr>
-      <w:rFonts w:asciiTheme="majorHAnsi" w:eastAsiaTheme="majorEastAsia" w:hAnsiTheme="majorHAnsi" w:cstheme="majorBidi"/>
+      <w:rFonts/>
       <w:color w:val="000000" w:themeColor="text1"/>
     </w:rPr>
     <w:tblPr>
@@ -6637,7 +6473,7 @@
       <w:spacing w:after="0" w:line="240" w:lineRule="auto"/>
     </w:pPr>
     <w:rPr>
-      <w:rFonts w:asciiTheme="majorHAnsi" w:eastAsiaTheme="majorEastAsia" w:hAnsiTheme="majorHAnsi" w:cstheme="majorBidi"/>
+      <w:rFonts/>
       <w:color w:val="000000" w:themeColor="text1"/>
     </w:rPr>
     <w:tblPr>
@@ -6765,7 +6601,7 @@
       <w:spacing w:after="0" w:line="240" w:lineRule="auto"/>
     </w:pPr>
     <w:rPr>
-      <w:rFonts w:asciiTheme="majorHAnsi" w:eastAsiaTheme="majorEastAsia" w:hAnsiTheme="majorHAnsi" w:cstheme="majorBidi"/>
+      <w:rFonts/>
       <w:color w:val="000000" w:themeColor="text1"/>
     </w:rPr>
     <w:tblPr>
@@ -6893,7 +6729,7 @@
       <w:spacing w:after="0" w:line="240" w:lineRule="auto"/>
     </w:pPr>
     <w:rPr>
-      <w:rFonts w:asciiTheme="majorHAnsi" w:eastAsiaTheme="majorEastAsia" w:hAnsiTheme="majorHAnsi" w:cstheme="majorBidi"/>
+      <w:rFonts/>
       <w:color w:val="000000" w:themeColor="text1"/>
     </w:rPr>
     <w:tblPr>
@@ -7021,7 +6857,7 @@
       <w:spacing w:after="0" w:line="240" w:lineRule="auto"/>
     </w:pPr>
     <w:rPr>
-      <w:rFonts w:asciiTheme="majorHAnsi" w:eastAsiaTheme="majorEastAsia" w:hAnsiTheme="majorHAnsi" w:cstheme="majorBidi"/>
+      <w:rFonts/>
       <w:color w:val="000000" w:themeColor="text1"/>
     </w:rPr>
     <w:tblPr>
@@ -7149,7 +6985,7 @@
       <w:spacing w:after="0" w:line="240" w:lineRule="auto"/>
     </w:pPr>
     <w:rPr>
-      <w:rFonts w:asciiTheme="majorHAnsi" w:eastAsiaTheme="majorEastAsia" w:hAnsiTheme="majorHAnsi" w:cstheme="majorBidi"/>
+      <w:rFonts/>
       <w:color w:val="000000" w:themeColor="text1"/>
     </w:rPr>
     <w:tblPr>
@@ -7277,7 +7113,7 @@
       <w:spacing w:after="0" w:line="240" w:lineRule="auto"/>
     </w:pPr>
     <w:rPr>
-      <w:rFonts w:asciiTheme="majorHAnsi" w:eastAsiaTheme="majorEastAsia" w:hAnsiTheme="majorHAnsi" w:cstheme="majorBidi"/>
+      <w:rFonts/>
       <w:color w:val="000000" w:themeColor="text1"/>
     </w:rPr>
     <w:tblPr>
@@ -7916,7 +7752,7 @@
       <w:spacing w:after="0" w:line="240" w:lineRule="auto"/>
     </w:pPr>
     <w:rPr>
-      <w:rFonts w:asciiTheme="majorHAnsi" w:eastAsiaTheme="majorEastAsia" w:hAnsiTheme="majorHAnsi" w:cstheme="majorBidi"/>
+      <w:rFonts/>
       <w:color w:val="000000" w:themeColor="text1"/>
     </w:rPr>
     <w:tblPr>
@@ -8041,7 +7877,7 @@
       <w:spacing w:after="0" w:line="240" w:lineRule="auto"/>
     </w:pPr>
     <w:rPr>
-      <w:rFonts w:asciiTheme="majorHAnsi" w:eastAsiaTheme="majorEastAsia" w:hAnsiTheme="majorHAnsi" w:cstheme="majorBidi"/>
+      <w:rFonts/>
       <w:color w:val="000000" w:themeColor="text1"/>
     </w:rPr>
     <w:tblPr>
@@ -8166,7 +8002,7 @@
       <w:spacing w:after="0" w:line="240" w:lineRule="auto"/>
     </w:pPr>
     <w:rPr>
-      <w:rFonts w:asciiTheme="majorHAnsi" w:eastAsiaTheme="majorEastAsia" w:hAnsiTheme="majorHAnsi" w:cstheme="majorBidi"/>
+      <w:rFonts/>
       <w:color w:val="000000" w:themeColor="text1"/>
     </w:rPr>
     <w:tblPr>
@@ -8291,7 +8127,7 @@
       <w:spacing w:after="0" w:line="240" w:lineRule="auto"/>
     </w:pPr>
     <w:rPr>
-      <w:rFonts w:asciiTheme="majorHAnsi" w:eastAsiaTheme="majorEastAsia" w:hAnsiTheme="majorHAnsi" w:cstheme="majorBidi"/>
+      <w:rFonts/>
       <w:color w:val="000000" w:themeColor="text1"/>
     </w:rPr>
     <w:tblPr>
@@ -8416,7 +8252,7 @@
       <w:spacing w:after="0" w:line="240" w:lineRule="auto"/>
     </w:pPr>
     <w:rPr>
-      <w:rFonts w:asciiTheme="majorHAnsi" w:eastAsiaTheme="majorEastAsia" w:hAnsiTheme="majorHAnsi" w:cstheme="majorBidi"/>
+      <w:rFonts/>
       <w:color w:val="000000" w:themeColor="text1"/>
     </w:rPr>
     <w:tblPr>
@@ -8541,7 +8377,7 @@
       <w:spacing w:after="0" w:line="240" w:lineRule="auto"/>
     </w:pPr>
     <w:rPr>
-      <w:rFonts w:asciiTheme="majorHAnsi" w:eastAsiaTheme="majorEastAsia" w:hAnsiTheme="majorHAnsi" w:cstheme="majorBidi"/>
+      <w:rFonts/>
       <w:color w:val="000000" w:themeColor="text1"/>
     </w:rPr>
     <w:tblPr>
@@ -8666,7 +8502,7 @@
       <w:spacing w:after="0" w:line="240" w:lineRule="auto"/>
     </w:pPr>
     <w:rPr>
-      <w:rFonts w:asciiTheme="majorHAnsi" w:eastAsiaTheme="majorEastAsia" w:hAnsiTheme="majorHAnsi" w:cstheme="majorBidi"/>
+      <w:rFonts/>
       <w:color w:val="000000" w:themeColor="text1"/>
     </w:rPr>
     <w:tblPr>

--- a/az/discovery-articles/1.13 Təqvim.docx
+++ b/az/discovery-articles/1.13 Təqvim.docx
@@ -32,7 +32,7 @@
         <w:rPr>
           <w:sz w:val="20"/>
         </w:rPr>
-        <w:t>Dövr: təxminən e.ə. IV–III minilliklərdən mülki təqvimlər; daha əvvəl Ay və fəsillərə görə vaxt hesabı | Əsas iştirakçılar: Mesopotamiya, Misir, Mezoamerika və Çin ənənələri, Roma və Qriqori təqvimi islahatçıları; astronom kahinlər və mirzələr</w:t>
+        <w:t>Dövr: təxminən e.ə. IV–III minilliklərdən gündəlik və dövlət işlərində istifadə olunan təqvimlər; daha qədim dövrlərdə Ayın görünüşünə və fəsillərə görə vaxtın hesablanması | Əsas iştirakçılar: Mesopotamiya, Misir, Mezoamerika və Çində təqvim yaradanlar; Roma və Qriqori təqvimlərini hazırlayan islahatçılar; səmanı müşahidə edən kahinlər, astronomlar və mirzələr</w:t>
       </w:r>
     </w:p>
     <w:p>
@@ -40,7 +40,7 @@
         <w:widowControl/>
       </w:pPr>
       <w:r>
-        <w:t>Təqvim günləri, ayları və illəri ümumi qayda ilə sıralayaraq insan planlarını səma hadisələrinə və fəsillərə bağlayır. Əkin vaxtını, vergiləri, bayramları və tarixi hadisələri nəsillər boyunca hesablamağa imkan verir.</w:t>
+        <w:t>Təqvim günləri, ayları və illəri müəyyən qayda ilə hesablayaraq insanların işlərini fəsillərə və göy cisimlərinin hərəkətinə uyğun planlaşdırmasına kömək edir. Əkinə nə vaxt başlamağı, vergini nə zaman ödəməyi, bayramı hansı gün keçirməyi və keçmişdəki hadisələrin vaxtını müəyyənləşdirməyə imkan verir.</w:t>
       </w:r>
     </w:p>
     <w:p>
@@ -58,7 +58,7 @@
         <w:widowControl/>
       </w:pPr>
       <w:r>
-        <w:t>Qədim dövlətlər Ay aylarını və Günəş ilini izləyir, bayramların fəsillə uyğunluğunu qorumaq üçün əlavə gün və ya ay daxil edirdilər.</w:t>
+        <w:t>Qədim dövlətlər Ayın dövrlərini və Günəş ilini izləyirdilər. Fəsillərlə uyğunluğu qorumaq istəyən təqvimlərə lazım gəldikdə əlavə gün və ya ay artırılırdı.</w:t>
       </w:r>
     </w:p>
     <w:p>
@@ -67,7 +67,7 @@
         <w:widowControl/>
       </w:pPr>
       <w:r>
-        <w:t>Misirin 365 günlük mülki ili Aralıq dənizi bölgəsinin sonrakı vaxt hesabına təsir etdi.</w:t>
+        <w:t>Misirin 365 günlük mülki təqvimi Aralıq dənizi bölgəsində sonrakı təqvimlərin yaranmasına təsir göstərdi.</w:t>
       </w:r>
     </w:p>
     <w:p>
@@ -76,7 +76,7 @@
         <w:widowControl/>
       </w:pPr>
       <w:r>
-        <w:t>Yuli Sezarın islahatı və sonrakı Qriqori düzəlişi təqvimin fəsillərdən yayınmasını aradan qaldırmağa yönəlmişdi.</w:t>
+        <w:t>Yuli Sezarın təqvim islahatı və sonrakı Qriqori düzəlişi təqvimlə fəsillər arasındakı uyğunsuzluğu azaltmağa yönəlmişdi.</w:t>
       </w:r>
     </w:p>
     <w:p>
@@ -85,7 +85,7 @@
         <w:widowControl/>
       </w:pPr>
       <w:r>
-        <w:t>Mayya və digər Mezoamerika sistemləri uzun zaman hesabını mərasim dövrləri ilə birləşdirirdi.</w:t>
+        <w:t>Mayyaların və Mezoamerikanın digər xalqlarının təqvimlərində uzun müddətlərin hesabı ilə mərasim günlərinin hesabı yanaşı aparılırdı.</w:t>
       </w:r>
     </w:p>
     <w:p>
@@ -94,7 +94,7 @@
         <w:widowControl/>
       </w:pPr>
       <w:r>
-        <w:t>Müasir beynəlxalq işgüzar həyat və elm Qriqori mülki təqvimindən istifadə edir.</w:t>
+        <w:t>Müasir beynəlxalq işgüzar münasibətlərdə və elmdə əsasən Qriqori təqvimindən istifadə olunur.</w:t>
       </w:r>
     </w:p>
     <w:p>
@@ -103,15 +103,7 @@
         <w:widowControl/>
       </w:pPr>
       <w:r>
-        <w:t>Bu nədir</w:t>
-      </w:r>
-    </w:p>
-    <w:p>
-      <w:pPr>
-        <w:widowControl/>
-      </w:pPr>
-      <w:r>
-        <w:t>Təqvim cəmiyyətin birlikdə plan qura bilməsi üçün günləri adlandırıb sıraladığı razılaşdırılmış sistemdir. Ayın fazalarına, Günəş ilinə və ya hər ikisinə əsaslana bilər. Fəsillərə uyğun qalmaq üçün əlavə günlər və ya aylar daxil edilir. Təqvim olmasa, əkin, borcun qaytarılması və müqəddəs günlərin vaxtı yerli təxminlərdən asılı qalar. Gündəlik həyatda o, «yenə nə vaxt görüşək?» sualına hamının başa düşdüyü tarixlə cavab verir.</w:t>
+        <w:t>Bu nədir?</w:t>
       </w:r>
     </w:p>
     <w:p>
@@ -120,15 +112,7 @@
         <w:widowControl/>
       </w:pPr>
       <w:r>
-        <w:t>Kim kəşf edib və ya yaradıb</w:t>
-      </w:r>
-    </w:p>
-    <w:p>
-      <w:pPr>
-        <w:widowControl/>
-      </w:pPr>
-      <w:r>
-        <w:t>Təqvimlər bir patentdən deyil, səmanın müşahidəsindən yaranıb. Mesopotamiya və Misir mirzələri, Çin saray astronomları, Mezoamerikanın gün hesablayıcıları və başqa ənənələr mərasim və idarəçiliyə uyğun sistemlər qurdular. Roma islahatçıları — İsgəndəriyyə mütəxəssislərinin məsləhəti ilə Yuli Sezar, sonralar isə papa XIII Qriqorinin komissiyası — mülki ili geniş ərazilərdə istifadəyə uyğunlaşdırdılar. Bu işin müəllifləri çox vaxt kahinlərdən, katiblərdən və müşahidəçilərdən ibarət qruplar idi.</w:t>
+        <w:t>Təqvim günləri, ayları və illəri hamının anlaya biləcəyi qayda ilə sıralayan vaxt hesabıdır. İnsanlar onun köməyi ilə görüş təyin edir, işlərini planlaşdırır və hadisələrin tarixini qeyd edirlər.</w:t>
       </w:r>
     </w:p>
     <w:p>
@@ -137,15 +121,97 @@
         <w:widowControl/>
       </w:pPr>
       <w:r>
-        <w:t>Nə vaxt və necə yaranıb</w:t>
+        <w:t>Təqvim Ayın fazalarına — onun göydə görünən hissəsinin dəyişməsinə, Günəş ilinə və ya hər ikisinə əsaslana bilər. Fəsillərlə uyğunluğu saxlamaq üçün bəzi təqvimlərə müəyyən vaxtdan bir əlavə gün və ya ay daxil edilir.</w:t>
       </w:r>
     </w:p>
     <w:p>
       <w:pPr>
+        <w:pStyle w:val="Heading1"/>
         <w:widowControl/>
       </w:pPr>
       <w:r>
-        <w:t>E.ə. III minillikdə Yaxın Şərq və Misir idarələri artıq sənədləri hökmdarlıq illəri, aylar və bayram dövrləri ilə tarixləndirirdilər. Ay təqvimlərində bayramları eyni fəsildə saxlamaq üçün əlavə vaxt daxil etmək lazım gəlirdi; Günəş sistemləri Nilin daşmasını və ya məhsul vaxtını izləyirdi. Yuli Sezarın 365¼ günlük ili Roma hakimiyyəti ilə yayıldı. 1582-ci ilin Qriqori düzəlişi toplanmış yayınmanı aradan qaldırdı. Başqa yerlərdə paralel sistemlər əsrlərlə öz qaydalarını saxladı. Yayılmada ticarət, işğallar, kilsə və dövlət qərarları rol oynadı.</w:t>
+        <w:t>Ortaq təqvim olmadıqda əkin vaxtını, borcun qaytarılacağı günü və dini bayramları razılaşdırmaq çətinləşərdi. Gündəlik həyatda təqvim «Bir də nə vaxt görüşək?» sualına hər kəsin eyni cür başa düşəcəyi cavabı verməyə imkan yaradır.</w:t>
+      </w:r>
+    </w:p>
+    <w:p>
+      <w:pPr>
+        <w:pStyle w:val="Heading1"/>
+        <w:widowControl/>
+      </w:pPr>
+      <w:r>
+        <w:t>Kim yaradıb?</w:t>
+      </w:r>
+    </w:p>
+    <w:p>
+      <w:pPr>
+        <w:pStyle w:val="Heading1"/>
+        <w:widowControl/>
+      </w:pPr>
+      <w:r>
+        <w:t>Təqvimin tək bir ixtiraçısı yoxdur. Müxtəlif xalqlar səmanı uzun müddət müşahidə edərək öz vaxt hesablarını yaradıblar.</w:t>
+      </w:r>
+    </w:p>
+    <w:p>
+      <w:pPr>
+        <w:pStyle w:val="Heading1"/>
+        <w:widowControl/>
+      </w:pPr>
+      <w:r>
+        <w:t>Mesopotamiya və Misir mirzələri, Çin sarayının astronomları, Mezoamerikada günlərin hesabını aparan mütəxəssislər dini mərasimlərə və dövlət işlərinə uyğun təqvimlər hazırlayırdılar. Bu iş çox vaxt kahinlərin, katiblərin və müşahidəçilərin birgə əməyi ilə görülürdü.</w:t>
+      </w:r>
+    </w:p>
+    <w:p>
+      <w:pPr>
+        <w:pStyle w:val="Heading1"/>
+        <w:widowControl/>
+      </w:pPr>
+      <w:r>
+        <w:t>Romada Yuli Sezar İsgəndəriyyə mütəxəssislərinin məsləhəti ilə təqvim islahatı apardı. Əsrlər sonra papa XIII Qriqorinin yaratdığı komissiya həmin təqvimə düzəlişlər etdi. Bu islahatlar böyük ərazilərdə ortaq il hesabından istifadə etməyə şərait yaratdı.</w:t>
+      </w:r>
+    </w:p>
+    <w:p>
+      <w:pPr>
+        <w:pStyle w:val="Heading1"/>
+        <w:widowControl/>
+      </w:pPr>
+      <w:r>
+        <w:t>Nə vaxt və necə yaranıb?</w:t>
+      </w:r>
+    </w:p>
+    <w:p>
+      <w:pPr>
+        <w:pStyle w:val="Heading1"/>
+        <w:widowControl/>
+      </w:pPr>
+      <w:r>
+        <w:t>E.ə. III minillikdə Yaxın Şərqdə və Misirdə sənədlərə artıq tarix qoyulurdu. Tarixlər hökmdarın hakimiyyətinin neçənci ili olduğuna, aylara və bayram dövrlərinə görə göstərilirdi.</w:t>
+      </w:r>
+    </w:p>
+    <w:p>
+      <w:pPr>
+        <w:pStyle w:val="Heading1"/>
+        <w:widowControl/>
+      </w:pPr>
+      <w:r>
+        <w:t>Ayın dövrlərinə əsaslanan təqvimlərdə bayramların həmişə eyni fəslə düşməsi istənilirdisə, müəyyən vaxtdan bir əlavə ay artırmaq lazım gəlirdi. Günəş ilinə əsaslanan təqvimlər isə Nilin daşması və məhsul yığımı kimi mövsümi hadisələri izləməyə kömək edirdi.</w:t>
+      </w:r>
+    </w:p>
+    <w:p>
+      <w:pPr>
+        <w:pStyle w:val="Heading1"/>
+        <w:widowControl/>
+      </w:pPr>
+      <w:r>
+        <w:t>Yuli Sezarın islahatı ilə qəbul edilən təqvimdə ilin orta uzunluğu 365¼ gün götürülürdü. Bu təqvim Roma hakimiyyətinin yayıldığı ərazilərdə işlənməyə başladı. 1582-ci ildə Qriqori islahatı ilə əsrlər ərzində yığılmış tarix sürüşməsi düzəldildi.</w:t>
+      </w:r>
+    </w:p>
+    <w:p>
+      <w:pPr>
+        <w:pStyle w:val="Heading1"/>
+        <w:widowControl/>
+      </w:pPr>
+      <w:r>
+        <w:t>Başqa bölgələrdə isə fərqli təqvimlər öz qaydalarını əsrlərlə qoruyub saxladı. Təqvimlərin yayılmasına ticarət, işğallar, kilsənin və dövlətlərin qərarları təsir göstərirdi.</w:t>
       </w:r>
     </w:p>
     <w:p>
@@ -159,10 +225,29 @@
     </w:p>
     <w:p>
       <w:pPr>
+        <w:pStyle w:val="Heading1"/>
         <w:widowControl/>
       </w:pPr>
       <w:r>
-        <w:t>Təqvimlər ilin, ayın və günün uzunluğunu diqqətlə ölçməyi tələb edir. Ay ayları ilə Günəş ili arasındakı uyğunsuzluq hesablamanı və müşahidəni inkişaf etdirirdi. Tutulmaların qabaqcadan hesablanması, gecə-gündüz bərabərliyinin vaxtı və sonrakı planet cədvəlləri təqvimə söykənirdi. Müasir əlavə saniyə müzakirələri də eyni sualın davamıdır: gündəlik vaxt ölçüsünü astronomiya ilə necə uyğunlaşdırmalı?</w:t>
+        <w:t>Təqvim hazırlamaq üçün günün, Ay dövrünün və ilin uzunluğunu diqqətlə müəyyənləşdirmək lazımdır. Ayın dövrləri Günəş ilinə tam uyğun gəlmədiyindən, bu fərqi hesablamaq ehtiyacı həm riyazi üsulların, həm də astronomik müşahidələrin inkişafına təkan verdi.</w:t>
+      </w:r>
+    </w:p>
+    <w:p>
+      <w:pPr>
+        <w:pStyle w:val="Heading1"/>
+        <w:widowControl/>
+      </w:pPr>
+      <w:r>
+        <w:t>Günəş və Ay tutulmalarının vaxtını qabaqcadan hesablamaq, gecə ilə gündüzün bərabərləşdiyi günləri müəyyənləşdirmək və planetlərin hərəkət cədvəllərini hazırlamaq üçün ardıcıl vaxt hesabı mühüm idi.</w:t>
+      </w:r>
+    </w:p>
+    <w:p>
+      <w:pPr>
+        <w:pStyle w:val="Heading1"/>
+        <w:widowControl/>
+      </w:pPr>
+      <w:r>
+        <w:t>Saat vaxtına əlavə saniyə artırılması məsələsi də daha geniş mənada eyni ehtiyacla bağlıdır: insanların qəbul etdiyi vaxt ölçüsünü astronomik hadisələrlə necə uyğunlaşdırmaq olar?</w:t>
       </w:r>
     </w:p>
     <w:p>
@@ -176,10 +261,11 @@
     </w:p>
     <w:p>
       <w:pPr>
+        <w:pStyle w:val="Heading1"/>
         <w:widowControl/>
       </w:pPr>
       <w:r>
-        <w:t>Tarixli müqavilələr, vergi cədvəlləri və salnamələr dövlətlərin və bazarların böyüməsini asanlaşdırdı. Dənizçilik almanaxları, dəmir yolu cədvəlləri və kompüter vaxt qeydləri mülki təqvimin quruluşunu davam etdirir. Elmi nəşrlərin tarixləri və iqlim qeydləri ardıcıl gün hesabına əsaslanır. Saatlar sonralar günü daha dəqiq böldü, təqvim isə ili təşkil etməkdə davam etdi.</w:t>
+        <w:t>Müqavilələrdə dəqiq tarix göstərilməsi, vergi ödənişlərinin vaxtının müəyyənləşdirilməsi və hadisələrin salnamələrdə ardıcıllıqla yazılması dövlət idarəçiliyini və ticarəti asanlaşdırdı.</w:t>
       </w:r>
     </w:p>
     <w:p>
@@ -188,15 +274,52 @@
         <w:widowControl/>
       </w:pPr>
       <w:r>
-        <w:t>İnsan həyatını necə dəyişib</w:t>
+        <w:t>Dənizçilər üçün hazırlanan astronomik məlumat topluları, dəmir yolu cədvəlləri və kompüterlərdə saxlanan vaxt qeydləri də ortaq təqvimə əsaslanır. Elmi nəşrlərin tarixini göstərmək və müxtəlif illərin iqlim müşahidələrini müqayisə etmək üçün günlərin ardıcıl hesabı vacibdir.</w:t>
       </w:r>
     </w:p>
     <w:p>
       <w:pPr>
+        <w:pStyle w:val="Heading1"/>
         <w:widowControl/>
       </w:pPr>
       <w:r>
-        <w:t>İnsanlar «gələn məhsul yığımında» və ya «üçüncü ayda» deyə söz verəndə uzaqda yaşayanlar da onları başa düşürdülər. Bayramlar, məktəb dövrləri və maaş vaxtları təqvimə bağlandı. Müqəddəs günlərin yeri dəyişəndə təqvim islahatları bəzən etiraz doğururdu. Bununla belə, ümumi il hesabı nənə-babalarla nəvələrin eyni tarixlərə istinad edərək keçmişdən danışmasına imkan verir.</w:t>
+        <w:t>Saatlar günün içindəki vaxtı getdikcə daha dəqiq ölçməyə imkan verdi. Təqvim isə günləri aylara və illərə bölərək daha uzun müddətləri planlaşdırmağa xidmət etdi.</w:t>
+      </w:r>
+    </w:p>
+    <w:p>
+      <w:pPr>
+        <w:pStyle w:val="Heading1"/>
+        <w:widowControl/>
+      </w:pPr>
+      <w:r>
+        <w:t>İnsan həyatını necə dəyişib?</w:t>
+      </w:r>
+    </w:p>
+    <w:p>
+      <w:pPr>
+        <w:pStyle w:val="Heading1"/>
+        <w:widowControl/>
+      </w:pPr>
+      <w:r>
+        <w:t>Ortaq vaxt hesabı sayəsində insanlar uzaqda yaşayanlarla da görüş və iş vaxtını razılaşdıra bildilər. «Gələn məhsul yığımında» və ya «üçüncü ayda» deyilən vaxtın nəyi bildirdiyini eyni təqvimdən istifadə edənlər anlayırdılar. Sonralar bayramlar, dərs ilinin başlanması və maaş günləri də təqvimlə müəyyənləşdirildi.</w:t>
+      </w:r>
+    </w:p>
+    <w:p>
+      <w:pPr>
+        <w:pStyle w:val="Heading1"/>
+        <w:widowControl/>
+      </w:pPr>
+      <w:r>
+        <w:t>Təqvimin dəyişdirilməsi həmişə asan qəbul olunmurdu. Xüsusən dini günlərin tarixinin dəyişməsi bəzən etiraz doğururdu.</w:t>
+      </w:r>
+    </w:p>
+    <w:p>
+      <w:pPr>
+        <w:pStyle w:val="Heading1"/>
+        <w:widowControl/>
+      </w:pPr>
+      <w:r>
+        <w:t>Bununla belə, ortaq il hesabı nəsillər arasında da əlaqə yaradır. Nənə-baba ilə nəvə eyni tarixə istinad edərək çoxdan baş vermiş bir hadisədən danışa bilir. Təqvim yalnız gələcəyi planlaşdırmağa deyil, keçmişi yadda saxlamağa da kömək edir.</w:t>
       </w:r>
     </w:p>
     <w:p>
@@ -217,7 +340,7 @@
         <w:rPr>
           <w:sz w:val="20"/>
         </w:rPr>
-        <w:t>A Kitablar və əsas elmi əsərlər</w:t>
+        <w:t>Kitablar və əsas elmi əsərlər</w:t>
       </w:r>
     </w:p>
     <w:p>
@@ -240,7 +363,7 @@
         <w:rPr>
           <w:sz w:val="20"/>
         </w:rPr>
-        <w:t>C Qurumların materialları və ensiklopedik mənbələr</w:t>
+        <w:t>Qurumların materialları və ensiklopedik mənbələr</w:t>
       </w:r>
     </w:p>
     <w:p>
@@ -300,7 +423,7 @@
         <w:rPr>
           <w:sz w:val="20"/>
         </w:rPr>
-        <w:t>G Kosmik agentliklər laboratoriyalar və elmi təşkilatlar</w:t>
+        <w:t>Kosmik agentliklər laboratoriyalar və elmi təşkilatlar</w:t>
       </w:r>
     </w:p>
     <w:p>
